--- a/06_산출물_문서/2계층_절차서/QP-902_고객만족도_측정.docx
+++ b/06_산출물_문서/2계층_절차서/QP-902_고객만족도_측정.docx
@@ -270,11 +270,11 @@
     </w:p>
     <w:tbl>
       <w:tblPr>
-        <w:tblW w:w="8788" w:type="dxa"/>
         <w:tblCellMar>
           <w:left w:w="108" w:type="dxa"/>
           <w:right w:w="108" w:type="dxa"/>
         </w:tblCellMar>
+        <w:tblW w:w="8788" w:type="dxa"/>
         <w:tblBorders>
           <w:top w:val="single" w:sz="4" w:color="2E74B5" w:space="0"/>
           <w:left w:val="single" w:sz="4" w:color="2E74B5" w:space="0"/>
@@ -294,13 +294,13 @@
         <w:tc>
           <w:tcPr>
             <w:tcW w:w="1500" w:type="dxa"/>
-            <w:shd w:val="clear" w:color="auto" w:fill="D9D9D9"/>
-            <w:tcMar>
-              <w:top w:w="60" w:type="dxa"/>
-              <w:left w:w="120" w:type="dxa"/>
-              <w:bottom w:w="60" w:type="dxa"/>
-              <w:right w:w="120" w:type="dxa"/>
-            </w:tcMar>
+            <w:tcMar>
+              <w:top w:w="60" w:type="dxa"/>
+              <w:left w:w="120" w:type="dxa"/>
+              <w:bottom w:w="60" w:type="dxa"/>
+              <w:right w:w="120" w:type="dxa"/>
+            </w:tcMar>
+            <w:shd w:val="clear" w:color="auto" w:fill="DEEAF1"/>
           </w:tcPr>
           <w:p>
             <w:pPr>
@@ -320,13 +320,13 @@
         <w:tc>
           <w:tcPr>
             <w:tcW w:w="2800" w:type="dxa"/>
-            <w:shd w:val="clear" w:color="auto" w:fill="D9D9D9"/>
-            <w:tcMar>
-              <w:top w:w="60" w:type="dxa"/>
-              <w:left w:w="120" w:type="dxa"/>
-              <w:bottom w:w="60" w:type="dxa"/>
-              <w:right w:w="120" w:type="dxa"/>
-            </w:tcMar>
+            <w:tcMar>
+              <w:top w:w="60" w:type="dxa"/>
+              <w:left w:w="120" w:type="dxa"/>
+              <w:bottom w:w="60" w:type="dxa"/>
+              <w:right w:w="120" w:type="dxa"/>
+            </w:tcMar>
+            <w:shd w:val="clear" w:color="auto" w:fill="DEEAF1"/>
           </w:tcPr>
           <w:p>
             <w:pPr>
@@ -346,13 +346,13 @@
         <w:tc>
           <w:tcPr>
             <w:tcW w:w="2000" w:type="dxa"/>
-            <w:shd w:val="clear" w:color="auto" w:fill="D9D9D9"/>
-            <w:tcMar>
-              <w:top w:w="60" w:type="dxa"/>
-              <w:left w:w="120" w:type="dxa"/>
-              <w:bottom w:w="60" w:type="dxa"/>
-              <w:right w:w="120" w:type="dxa"/>
-            </w:tcMar>
+            <w:tcMar>
+              <w:top w:w="60" w:type="dxa"/>
+              <w:left w:w="120" w:type="dxa"/>
+              <w:bottom w:w="60" w:type="dxa"/>
+              <w:right w:w="120" w:type="dxa"/>
+            </w:tcMar>
+            <w:shd w:val="clear" w:color="auto" w:fill="DEEAF1"/>
           </w:tcPr>
           <w:p>
             <w:pPr>
@@ -372,13 +372,13 @@
         <w:tc>
           <w:tcPr>
             <w:tcW w:w="2488" w:type="dxa"/>
-            <w:shd w:val="clear" w:color="auto" w:fill="D9D9D9"/>
-            <w:tcMar>
-              <w:top w:w="60" w:type="dxa"/>
-              <w:left w:w="120" w:type="dxa"/>
-              <w:bottom w:w="60" w:type="dxa"/>
-              <w:right w:w="120" w:type="dxa"/>
-            </w:tcMar>
+            <w:tcMar>
+              <w:top w:w="60" w:type="dxa"/>
+              <w:left w:w="120" w:type="dxa"/>
+              <w:bottom w:w="60" w:type="dxa"/>
+              <w:right w:w="120" w:type="dxa"/>
+            </w:tcMar>
+            <w:shd w:val="clear" w:color="auto" w:fill="DEEAF1"/>
           </w:tcPr>
           <w:p>
             <w:pPr>
@@ -1168,7 +1168,7 @@
         </w:trPr>
         <w:tc>
           <w:tcPr>
-            <w:tcW w:w="2460" w:type="dxa"/>
+            <w:tcW w:w="1878" w:type="dxa"/>
             <w:tcMar>
               <w:top w:w="60" w:type="dxa"/>
               <w:left w:w="120" w:type="dxa"/>
@@ -1189,7 +1189,7 @@
         </w:tc>
         <w:tc>
           <w:tcPr>
-            <w:tcW w:w="6328" w:type="dxa"/>
+            <w:tcW w:w="6910" w:type="dxa"/>
             <w:tcMar>
               <w:top w:w="60" w:type="dxa"/>
               <w:left w:w="120" w:type="dxa"/>
@@ -1211,9 +1211,7 @@
       </w:tr>
       <w:tr>
         <w:tc>
-          <w:tcPr>
-            <w:tcW w:w="2460" w:type="dxa"/>
-          </w:tcPr>
+          <w:tcPr/>
           <w:p>
             <w:pPr>
               <w:pStyle w:val="Compact"/>
@@ -1225,7 +1223,7 @@
         </w:tc>
         <w:tc>
           <w:tcPr>
-            <w:tcW w:w="6328" w:type="dxa"/>
+            <w:tcW w:w="6910" w:type="dxa"/>
             <w:tcMar>
               <w:top w:w="60" w:type="dxa"/>
               <w:left w:w="120" w:type="dxa"/>
@@ -1258,6 +1256,7 @@
         </w:tc>
         <w:tc>
           <w:tcPr>
+            <w:tcW w:w="6910" w:type="dxa"/>
             <w:tcMar>
               <w:top w:w="60" w:type="dxa"/>
               <w:left w:w="120" w:type="dxa"/>
@@ -1289,9 +1288,7 @@
           </w:p>
         </w:tc>
         <w:tc>
-          <w:tcPr>
-            <w:tcW w:w="6328" w:type="dxa"/>
-          </w:tcPr>
+          <w:tcPr/>
           <w:p>
             <w:pPr>
               <w:pStyle w:val="Compact"/>
@@ -1304,19 +1301,10 @@
       </w:tr>
       <w:tr>
         <w:tc>
-          <w:tcPr>
-            <w:tcW w:w="2460" w:type="dxa"/>
-            <w:tcMar>
-              <w:top w:w="60" w:type="dxa"/>
-              <w:left w:w="120" w:type="dxa"/>
-              <w:bottom w:w="60" w:type="dxa"/>
-              <w:right w:w="120" w:type="dxa"/>
-            </w:tcMar>
-          </w:tcPr>
-          <w:p>
-            <w:pPr>
-              <w:pStyle w:val="Compact"/>
-              <w:wordWrap w:val="1"/>
+          <w:tcPr/>
+          <w:p>
+            <w:pPr>
+              <w:pStyle w:val="Compact"/>
             </w:pPr>
             <w:r>
               <w:t xml:space="preserve">측정 대상</w:t>
@@ -1325,6 +1313,7 @@
         </w:tc>
         <w:tc>
           <w:tcPr>
+            <w:tcW w:w="6910" w:type="dxa"/>
             <w:tcMar>
               <w:top w:w="60" w:type="dxa"/>
               <w:left w:w="120" w:type="dxa"/>
@@ -1393,7 +1382,7 @@
         </w:trPr>
         <w:tc>
           <w:tcPr>
-            <w:tcW w:w="2460" w:type="dxa"/>
+            <w:tcW w:w="2436" w:type="dxa"/>
             <w:tcMar>
               <w:top w:w="60" w:type="dxa"/>
               <w:left w:w="120" w:type="dxa"/>
@@ -1414,7 +1403,7 @@
         </w:tc>
         <w:tc>
           <w:tcPr>
-            <w:tcW w:w="6328" w:type="dxa"/>
+            <w:tcW w:w="6352" w:type="dxa"/>
             <w:tcMar>
               <w:top w:w="60" w:type="dxa"/>
               <w:left w:w="120" w:type="dxa"/>
@@ -1437,11 +1426,17 @@
       <w:tr>
         <w:tc>
           <w:tcPr>
-            <w:tcW w:w="2460" w:type="dxa"/>
-          </w:tcPr>
-          <w:p>
-            <w:pPr>
-              <w:pStyle w:val="Compact"/>
+            <w:tcMar>
+              <w:top w:w="60" w:type="dxa"/>
+              <w:left w:w="120" w:type="dxa"/>
+              <w:bottom w:w="60" w:type="dxa"/>
+              <w:right w:w="120" w:type="dxa"/>
+            </w:tcMar>
+          </w:tcPr>
+          <w:p>
+            <w:pPr>
+              <w:pStyle w:val="Compact"/>
+              <w:wordWrap w:val="1"/>
             </w:pPr>
             <w:r>
               <w:t xml:space="preserve">AS9100D Rev D</w:t>
@@ -1450,7 +1445,7 @@
         </w:tc>
         <w:tc>
           <w:tcPr>
-            <w:tcW w:w="6328" w:type="dxa"/>
+            <w:tcW w:w="6352" w:type="dxa"/>
             <w:tcMar>
               <w:top w:w="60" w:type="dxa"/>
               <w:left w:w="120" w:type="dxa"/>
@@ -1482,10 +1477,19 @@
           </w:p>
         </w:tc>
         <w:tc>
-          <w:tcPr/>
-          <w:p>
-            <w:pPr>
-              <w:pStyle w:val="Compact"/>
+          <w:tcPr>
+            <w:tcW w:w="6352" w:type="dxa"/>
+            <w:tcMar>
+              <w:top w:w="60" w:type="dxa"/>
+              <w:left w:w="120" w:type="dxa"/>
+              <w:bottom w:w="60" w:type="dxa"/>
+              <w:right w:w="120" w:type="dxa"/>
+            </w:tcMar>
+          </w:tcPr>
+          <w:p>
+            <w:pPr>
+              <w:pStyle w:val="Compact"/>
+              <w:wordWrap w:val="1"/>
             </w:pPr>
             <w:r>
               <w:t xml:space="preserve">품질경영시스템 요구사항 (9.1.2항)</w:t>
@@ -1507,11 +1511,17 @@
         </w:tc>
         <w:tc>
           <w:tcPr>
-            <w:tcW w:w="6328" w:type="dxa"/>
-          </w:tcPr>
-          <w:p>
-            <w:pPr>
-              <w:pStyle w:val="Compact"/>
+            <w:tcMar>
+              <w:top w:w="60" w:type="dxa"/>
+              <w:left w:w="120" w:type="dxa"/>
+              <w:bottom w:w="60" w:type="dxa"/>
+              <w:right w:w="120" w:type="dxa"/>
+            </w:tcMar>
+          </w:tcPr>
+          <w:p>
+            <w:pPr>
+              <w:pStyle w:val="Compact"/>
+              <w:wordWrap w:val="1"/>
             </w:pPr>
             <w:r>
               <w:t xml:space="preserve">고객만족 — 모니터링 및 측정 지침</w:t>
@@ -1521,19 +1531,10 @@
       </w:tr>
       <w:tr>
         <w:tc>
-          <w:tcPr>
-            <w:tcW w:w="2460" w:type="dxa"/>
-            <w:tcMar>
-              <w:top w:w="60" w:type="dxa"/>
-              <w:left w:w="120" w:type="dxa"/>
-              <w:bottom w:w="60" w:type="dxa"/>
-              <w:right w:w="120" w:type="dxa"/>
-            </w:tcMar>
-          </w:tcPr>
-          <w:p>
-            <w:pPr>
-              <w:pStyle w:val="Compact"/>
-              <w:wordWrap w:val="1"/>
+          <w:tcPr/>
+          <w:p>
+            <w:pPr>
+              <w:pStyle w:val="Compact"/>
             </w:pPr>
             <w:r>
               <w:t xml:space="preserve">QM-001</w:t>
@@ -1541,10 +1542,19 @@
           </w:p>
         </w:tc>
         <w:tc>
-          <w:tcPr/>
-          <w:p>
-            <w:pPr>
-              <w:pStyle w:val="Compact"/>
+          <w:tcPr>
+            <w:tcW w:w="6352" w:type="dxa"/>
+            <w:tcMar>
+              <w:top w:w="60" w:type="dxa"/>
+              <w:left w:w="120" w:type="dxa"/>
+              <w:bottom w:w="60" w:type="dxa"/>
+              <w:right w:w="120" w:type="dxa"/>
+            </w:tcMar>
+          </w:tcPr>
+          <w:p>
+            <w:pPr>
+              <w:pStyle w:val="Compact"/>
+              <w:wordWrap w:val="1"/>
             </w:pPr>
             <w:r>
               <w:t xml:space="preserve">품질매뉴얼 §9.1 모니터링, 측정, 분석 및 평가</w:t>
@@ -1650,18 +1660,10 @@
       </w:tr>
       <w:tr>
         <w:tc>
-          <w:tcPr>
-            <w:tcMar>
-              <w:top w:w="60" w:type="dxa"/>
-              <w:left w:w="120" w:type="dxa"/>
-              <w:bottom w:w="60" w:type="dxa"/>
-              <w:right w:w="120" w:type="dxa"/>
-            </w:tcMar>
-          </w:tcPr>
-          <w:p>
-            <w:pPr>
-              <w:pStyle w:val="Compact"/>
-              <w:wordWrap w:val="1"/>
+          <w:tcPr/>
+          <w:p>
+            <w:pPr>
+              <w:pStyle w:val="Compact"/>
             </w:pPr>
             <w:r>
               <w:t xml:space="preserve">QP-1002</w:t>
@@ -1669,18 +1671,10 @@
           </w:p>
         </w:tc>
         <w:tc>
-          <w:tcPr>
-            <w:tcMar>
-              <w:top w:w="60" w:type="dxa"/>
-              <w:left w:w="120" w:type="dxa"/>
-              <w:bottom w:w="60" w:type="dxa"/>
-              <w:right w:w="120" w:type="dxa"/>
-            </w:tcMar>
-          </w:tcPr>
-          <w:p>
-            <w:pPr>
-              <w:pStyle w:val="Compact"/>
-              <w:wordWrap w:val="1"/>
+          <w:tcPr/>
+          <w:p>
+            <w:pPr>
+              <w:pStyle w:val="Compact"/>
             </w:pPr>
             <w:r>
               <w:t xml:space="preserve">지속적 개선 관리 절차서</w:t>
@@ -1724,7 +1718,7 @@
         </w:trPr>
         <w:tc>
           <w:tcPr>
-            <w:tcW w:w="2460" w:type="dxa"/>
+            <w:tcW w:w="3000" w:type="dxa"/>
             <w:tcMar>
               <w:top w:w="60" w:type="dxa"/>
               <w:left w:w="120" w:type="dxa"/>
@@ -1745,7 +1739,7 @@
         </w:tc>
         <w:tc>
           <w:tcPr>
-            <w:tcW w:w="6328" w:type="dxa"/>
+            <w:tcW w:w="5788" w:type="dxa"/>
             <w:tcMar>
               <w:top w:w="60" w:type="dxa"/>
               <w:left w:w="120" w:type="dxa"/>
@@ -1767,9 +1761,7 @@
       </w:tr>
       <w:tr>
         <w:tc>
-          <w:tcPr>
-            <w:tcW w:w="2460" w:type="dxa"/>
-          </w:tcPr>
+          <w:tcPr/>
           <w:p>
             <w:pPr>
               <w:pStyle w:val="Compact"/>
@@ -1781,7 +1773,7 @@
         </w:tc>
         <w:tc>
           <w:tcPr>
-            <w:tcW w:w="6328" w:type="dxa"/>
+            <w:tcW w:w="5788" w:type="dxa"/>
             <w:tcMar>
               <w:top w:w="60" w:type="dxa"/>
               <w:left w:w="120" w:type="dxa"/>
@@ -1814,6 +1806,7 @@
         </w:tc>
         <w:tc>
           <w:tcPr>
+            <w:tcW w:w="5788" w:type="dxa"/>
             <w:tcMar>
               <w:top w:w="60" w:type="dxa"/>
               <w:left w:w="120" w:type="dxa"/>
@@ -1845,9 +1838,7 @@
           </w:p>
         </w:tc>
         <w:tc>
-          <w:tcPr>
-            <w:tcW w:w="6328" w:type="dxa"/>
-          </w:tcPr>
+          <w:tcPr/>
           <w:p>
             <w:pPr>
               <w:pStyle w:val="Compact"/>
@@ -1860,19 +1851,10 @@
       </w:tr>
       <w:tr>
         <w:tc>
-          <w:tcPr>
-            <w:tcW w:w="2460" w:type="dxa"/>
-            <w:tcMar>
-              <w:top w:w="60" w:type="dxa"/>
-              <w:left w:w="120" w:type="dxa"/>
-              <w:bottom w:w="60" w:type="dxa"/>
-              <w:right w:w="120" w:type="dxa"/>
-            </w:tcMar>
-          </w:tcPr>
-          <w:p>
-            <w:pPr>
-              <w:pStyle w:val="Compact"/>
-              <w:wordWrap w:val="1"/>
+          <w:tcPr/>
+          <w:p>
+            <w:pPr>
+              <w:pStyle w:val="Compact"/>
             </w:pPr>
             <w:r>
               <w:t xml:space="preserve">OTD (On-Time Delivery)</w:t>
@@ -1880,10 +1862,19 @@
           </w:p>
         </w:tc>
         <w:tc>
-          <w:tcPr/>
-          <w:p>
-            <w:pPr>
-              <w:pStyle w:val="Compact"/>
+          <w:tcPr>
+            <w:tcW w:w="5788" w:type="dxa"/>
+            <w:tcMar>
+              <w:top w:w="60" w:type="dxa"/>
+              <w:left w:w="120" w:type="dxa"/>
+              <w:bottom w:w="60" w:type="dxa"/>
+              <w:right w:w="120" w:type="dxa"/>
+            </w:tcMar>
+          </w:tcPr>
+          <w:p>
+            <w:pPr>
+              <w:pStyle w:val="Compact"/>
+              <w:wordWrap w:val="1"/>
             </w:pPr>
             <w:r>
               <w:t xml:space="preserve">정시 납기율 — 약속된 납기일 이내 납품 완료한 비율 (%)</w:t>
@@ -1965,18 +1956,10 @@
       </w:tr>
       <w:tr>
         <w:tc>
-          <w:tcPr>
-            <w:tcMar>
-              <w:top w:w="60" w:type="dxa"/>
-              <w:left w:w="120" w:type="dxa"/>
-              <w:bottom w:w="60" w:type="dxa"/>
-              <w:right w:w="120" w:type="dxa"/>
-            </w:tcMar>
-          </w:tcPr>
-          <w:p>
-            <w:pPr>
-              <w:pStyle w:val="Compact"/>
-              <w:wordWrap w:val="1"/>
+          <w:tcPr/>
+          <w:p>
+            <w:pPr>
+              <w:pStyle w:val="Compact"/>
             </w:pPr>
             <w:r>
               <w:t xml:space="preserve">NPS (Net Promoter Score)</w:t>
@@ -1984,18 +1967,10 @@
           </w:p>
         </w:tc>
         <w:tc>
-          <w:tcPr>
-            <w:tcMar>
-              <w:top w:w="60" w:type="dxa"/>
-              <w:left w:w="120" w:type="dxa"/>
-              <w:bottom w:w="60" w:type="dxa"/>
-              <w:right w:w="120" w:type="dxa"/>
-            </w:tcMar>
-          </w:tcPr>
-          <w:p>
-            <w:pPr>
-              <w:pStyle w:val="Compact"/>
-              <w:wordWrap w:val="1"/>
+          <w:tcPr/>
+          <w:p>
+            <w:pPr>
+              <w:pStyle w:val="Compact"/>
             </w:pPr>
             <w:r>
               <w:t xml:space="preserve">순추천 고객지수 — 고객 충성도를 측정하는 지표 (해당 시 활용)</w:t>
@@ -2039,7 +2014,7 @@
         </w:trPr>
         <w:tc>
           <w:tcPr>
-            <w:tcW w:w="2460" w:type="dxa"/>
+            <w:tcW w:w="3000" w:type="dxa"/>
             <w:tcMar>
               <w:top w:w="60" w:type="dxa"/>
               <w:left w:w="120" w:type="dxa"/>
@@ -2060,7 +2035,7 @@
         </w:tc>
         <w:tc>
           <w:tcPr>
-            <w:tcW w:w="6328" w:type="dxa"/>
+            <w:tcW w:w="5788" w:type="dxa"/>
             <w:tcMar>
               <w:top w:w="60" w:type="dxa"/>
               <w:left w:w="120" w:type="dxa"/>
@@ -2082,9 +2057,7 @@
       </w:tr>
       <w:tr>
         <w:tc>
-          <w:tcPr>
-            <w:tcW w:w="2460" w:type="dxa"/>
-          </w:tcPr>
+          <w:tcPr/>
           <w:p>
             <w:pPr>
               <w:pStyle w:val="Compact"/>
@@ -2096,7 +2069,7 @@
         </w:tc>
         <w:tc>
           <w:tcPr>
-            <w:tcW w:w="6328" w:type="dxa"/>
+            <w:tcW w:w="5788" w:type="dxa"/>
             <w:tcMar>
               <w:top w:w="60" w:type="dxa"/>
               <w:left w:w="120" w:type="dxa"/>
@@ -2129,6 +2102,7 @@
         </w:tc>
         <w:tc>
           <w:tcPr>
+            <w:tcW w:w="5788" w:type="dxa"/>
             <w:tcMar>
               <w:top w:w="60" w:type="dxa"/>
               <w:left w:w="120" w:type="dxa"/>
@@ -2160,9 +2134,7 @@
           </w:p>
         </w:tc>
         <w:tc>
-          <w:tcPr>
-            <w:tcW w:w="6328" w:type="dxa"/>
-          </w:tcPr>
+          <w:tcPr/>
           <w:p>
             <w:pPr>
               <w:pStyle w:val="Compact"/>
@@ -2175,19 +2147,10 @@
       </w:tr>
       <w:tr>
         <w:tc>
-          <w:tcPr>
-            <w:tcW w:w="2460" w:type="dxa"/>
-            <w:tcMar>
-              <w:top w:w="60" w:type="dxa"/>
-              <w:left w:w="120" w:type="dxa"/>
-              <w:bottom w:w="60" w:type="dxa"/>
-              <w:right w:w="120" w:type="dxa"/>
-            </w:tcMar>
-          </w:tcPr>
-          <w:p>
-            <w:pPr>
-              <w:pStyle w:val="Compact"/>
-              <w:wordWrap w:val="1"/>
+          <w:tcPr/>
+          <w:p>
+            <w:pPr>
+              <w:pStyle w:val="Compact"/>
             </w:pPr>
             <w:r>
               <w:t xml:space="preserve">품질팀 담당자</w:t>
@@ -2195,10 +2158,19 @@
           </w:p>
         </w:tc>
         <w:tc>
-          <w:tcPr/>
-          <w:p>
-            <w:pPr>
-              <w:pStyle w:val="Compact"/>
+          <w:tcPr>
+            <w:tcW w:w="5788" w:type="dxa"/>
+            <w:tcMar>
+              <w:top w:w="60" w:type="dxa"/>
+              <w:left w:w="120" w:type="dxa"/>
+              <w:bottom w:w="60" w:type="dxa"/>
+              <w:right w:w="120" w:type="dxa"/>
+            </w:tcMar>
+          </w:tcPr>
+          <w:p>
+            <w:pPr>
+              <w:pStyle w:val="Compact"/>
+              <w:wordWrap w:val="1"/>
             </w:pPr>
             <w:r>
               <w:t xml:space="preserve">고객만족 데이터 수집 실무, 만족도 조사 실시, 분석 보고서 작성</w:t>
@@ -2280,18 +2252,10 @@
       </w:tr>
       <w:tr>
         <w:tc>
-          <w:tcPr>
-            <w:tcMar>
-              <w:top w:w="60" w:type="dxa"/>
-              <w:left w:w="120" w:type="dxa"/>
-              <w:bottom w:w="60" w:type="dxa"/>
-              <w:right w:w="120" w:type="dxa"/>
-            </w:tcMar>
-          </w:tcPr>
-          <w:p>
-            <w:pPr>
-              <w:pStyle w:val="Compact"/>
-              <w:wordWrap w:val="1"/>
+          <w:tcPr/>
+          <w:p>
+            <w:pPr>
+              <w:pStyle w:val="Compact"/>
             </w:pPr>
             <w:r>
               <w:t xml:space="preserve">각 부서장</w:t>
@@ -2299,18 +2263,10 @@
           </w:p>
         </w:tc>
         <w:tc>
-          <w:tcPr>
-            <w:tcMar>
-              <w:top w:w="60" w:type="dxa"/>
-              <w:left w:w="120" w:type="dxa"/>
-              <w:bottom w:w="60" w:type="dxa"/>
-              <w:right w:w="120" w:type="dxa"/>
-            </w:tcMar>
-          </w:tcPr>
-          <w:p>
-            <w:pPr>
-              <w:pStyle w:val="Compact"/>
-              <w:wordWrap w:val="1"/>
+          <w:tcPr/>
+          <w:p>
+            <w:pPr>
+              <w:pStyle w:val="Compact"/>
             </w:pPr>
             <w:r>
               <w:t xml:space="preserve">고객 피드백에 따른 부서별 개선 조치 이행</w:t>
@@ -3430,10 +3386,18 @@
       </w:tr>
       <w:tr>
         <w:tc>
-          <w:tcPr/>
-          <w:p>
-            <w:pPr>
-              <w:pStyle w:val="Compact"/>
+          <w:tcPr>
+            <w:tcMar>
+              <w:top w:w="60" w:type="dxa"/>
+              <w:left w:w="120" w:type="dxa"/>
+              <w:bottom w:w="60" w:type="dxa"/>
+              <w:right w:w="120" w:type="dxa"/>
+            </w:tcMar>
+          </w:tcPr>
+          <w:p>
+            <w:pPr>
+              <w:pStyle w:val="Compact"/>
+              <w:wordWrap w:val="1"/>
             </w:pPr>
             <w:r>
               <w:t xml:space="preserve">품질</w:t>
@@ -3441,10 +3405,18 @@
           </w:p>
         </w:tc>
         <w:tc>
-          <w:tcPr/>
-          <w:p>
-            <w:pPr>
-              <w:pStyle w:val="Compact"/>
+          <w:tcPr>
+            <w:tcMar>
+              <w:top w:w="60" w:type="dxa"/>
+              <w:left w:w="120" w:type="dxa"/>
+              <w:bottom w:w="60" w:type="dxa"/>
+              <w:right w:w="120" w:type="dxa"/>
+            </w:tcMar>
+          </w:tcPr>
+          <w:p>
+            <w:pPr>
+              <w:pStyle w:val="Compact"/>
+              <w:wordWrap w:val="1"/>
             </w:pPr>
             <w:r>
               <w:t xml:space="preserve">고객 클레임 건수</w:t>
@@ -3452,10 +3424,18 @@
           </w:p>
         </w:tc>
         <w:tc>
-          <w:tcPr/>
-          <w:p>
-            <w:pPr>
-              <w:pStyle w:val="Compact"/>
+          <w:tcPr>
+            <w:tcMar>
+              <w:top w:w="60" w:type="dxa"/>
+              <w:left w:w="120" w:type="dxa"/>
+              <w:bottom w:w="60" w:type="dxa"/>
+              <w:right w:w="120" w:type="dxa"/>
+            </w:tcMar>
+          </w:tcPr>
+          <w:p>
+            <w:pPr>
+              <w:pStyle w:val="Compact"/>
+              <w:wordWrap w:val="1"/>
             </w:pPr>
             <w:r>
               <w:t xml:space="preserve">10%</w:t>
@@ -3463,10 +3443,18 @@
           </w:p>
         </w:tc>
         <w:tc>
-          <w:tcPr/>
-          <w:p>
-            <w:pPr>
-              <w:pStyle w:val="Compact"/>
+          <w:tcPr>
+            <w:tcMar>
+              <w:top w:w="60" w:type="dxa"/>
+              <w:left w:w="120" w:type="dxa"/>
+              <w:bottom w:w="60" w:type="dxa"/>
+              <w:right w:w="120" w:type="dxa"/>
+            </w:tcMar>
+          </w:tcPr>
+          <w:p>
+            <w:pPr>
+              <w:pStyle w:val="Compact"/>
+              <w:wordWrap w:val="1"/>
             </w:pPr>
           </w:p>
         </w:tc>
@@ -3506,10 +3494,18 @@
           </w:p>
         </w:tc>
         <w:tc>
-          <w:tcPr/>
-          <w:p>
-            <w:pPr>
-              <w:pStyle w:val="Compact"/>
+          <w:tcPr>
+            <w:tcMar>
+              <w:top w:w="60" w:type="dxa"/>
+              <w:left w:w="120" w:type="dxa"/>
+              <w:bottom w:w="60" w:type="dxa"/>
+              <w:right w:w="120" w:type="dxa"/>
+            </w:tcMar>
+          </w:tcPr>
+          <w:p>
+            <w:pPr>
+              <w:pStyle w:val="Compact"/>
+              <w:wordWrap w:val="1"/>
             </w:pPr>
             <w:r>
               <w:t xml:space="preserve">항공우주 핵심</w:t>
@@ -3989,7 +3985,7 @@
         </w:trPr>
         <w:tc>
           <w:tcPr>
-            <w:tcW w:w="2460" w:type="dxa"/>
+            <w:tcW w:w="1618" w:type="dxa"/>
             <w:tcMar>
               <w:top w:w="60" w:type="dxa"/>
               <w:left w:w="120" w:type="dxa"/>
@@ -4010,7 +4006,7 @@
         </w:tc>
         <w:tc>
           <w:tcPr>
-            <w:tcW w:w="6328" w:type="dxa"/>
+            <w:tcW w:w="7170" w:type="dxa"/>
             <w:tcMar>
               <w:top w:w="60" w:type="dxa"/>
               <w:left w:w="120" w:type="dxa"/>
@@ -4032,9 +4028,7 @@
       </w:tr>
       <w:tr>
         <w:tc>
-          <w:tcPr>
-            <w:tcW w:w="2460" w:type="dxa"/>
-          </w:tcPr>
+          <w:tcPr/>
           <w:p>
             <w:pPr>
               <w:pStyle w:val="Compact"/>
@@ -4046,7 +4040,7 @@
         </w:tc>
         <w:tc>
           <w:tcPr>
-            <w:tcW w:w="6328" w:type="dxa"/>
+            <w:tcW w:w="7170" w:type="dxa"/>
             <w:tcMar>
               <w:top w:w="60" w:type="dxa"/>
               <w:left w:w="120" w:type="dxa"/>
@@ -4079,6 +4073,7 @@
         </w:tc>
         <w:tc>
           <w:tcPr>
+            <w:tcW w:w="7170" w:type="dxa"/>
             <w:tcMar>
               <w:top w:w="60" w:type="dxa"/>
               <w:left w:w="120" w:type="dxa"/>
@@ -4110,9 +4105,7 @@
           </w:p>
         </w:tc>
         <w:tc>
-          <w:tcPr>
-            <w:tcW w:w="6328" w:type="dxa"/>
-          </w:tcPr>
+          <w:tcPr/>
           <w:p>
             <w:pPr>
               <w:pStyle w:val="Compact"/>
@@ -4125,19 +4118,10 @@
       </w:tr>
       <w:tr>
         <w:tc>
-          <w:tcPr>
-            <w:tcW w:w="2460" w:type="dxa"/>
-            <w:tcMar>
-              <w:top w:w="60" w:type="dxa"/>
-              <w:left w:w="120" w:type="dxa"/>
-              <w:bottom w:w="60" w:type="dxa"/>
-              <w:right w:w="120" w:type="dxa"/>
-            </w:tcMar>
-          </w:tcPr>
-          <w:p>
-            <w:pPr>
-              <w:pStyle w:val="Compact"/>
-              <w:wordWrap w:val="1"/>
+          <w:tcPr/>
+          <w:p>
+            <w:pPr>
+              <w:pStyle w:val="Compact"/>
             </w:pPr>
             <w:r>
               <w:t xml:space="preserve">회수 목표</w:t>
@@ -4145,10 +4129,19 @@
           </w:p>
         </w:tc>
         <w:tc>
-          <w:tcPr/>
-          <w:p>
-            <w:pPr>
-              <w:pStyle w:val="Compact"/>
+          <w:tcPr>
+            <w:tcW w:w="7170" w:type="dxa"/>
+            <w:tcMar>
+              <w:top w:w="60" w:type="dxa"/>
+              <w:left w:w="120" w:type="dxa"/>
+              <w:bottom w:w="60" w:type="dxa"/>
+              <w:right w:w="120" w:type="dxa"/>
+            </w:tcMar>
+          </w:tcPr>
+          <w:p>
+            <w:pPr>
+              <w:pStyle w:val="Compact"/>
+              <w:wordWrap w:val="1"/>
             </w:pPr>
             <w:r>
               <w:t xml:space="preserve">배포 대상의 60% 이상 회수</w:t>
@@ -4182,18 +4175,10 @@
       </w:tr>
       <w:tr>
         <w:tc>
-          <w:tcPr>
-            <w:tcMar>
-              <w:top w:w="60" w:type="dxa"/>
-              <w:left w:w="120" w:type="dxa"/>
-              <w:bottom w:w="60" w:type="dxa"/>
-              <w:right w:w="120" w:type="dxa"/>
-            </w:tcMar>
-          </w:tcPr>
-          <w:p>
-            <w:pPr>
-              <w:pStyle w:val="Compact"/>
-              <w:wordWrap w:val="1"/>
+          <w:tcPr/>
+          <w:p>
+            <w:pPr>
+              <w:pStyle w:val="Compact"/>
             </w:pPr>
             <w:r>
               <w:t xml:space="preserve">보고</w:t>
@@ -4201,18 +4186,10 @@
           </w:p>
         </w:tc>
         <w:tc>
-          <w:tcPr>
-            <w:tcMar>
-              <w:top w:w="60" w:type="dxa"/>
-              <w:left w:w="120" w:type="dxa"/>
-              <w:bottom w:w="60" w:type="dxa"/>
-              <w:right w:w="120" w:type="dxa"/>
-            </w:tcMar>
-          </w:tcPr>
-          <w:p>
-            <w:pPr>
-              <w:pStyle w:val="Compact"/>
-              <w:wordWrap w:val="1"/>
+          <w:tcPr/>
+          <w:p>
+            <w:pPr>
+              <w:pStyle w:val="Compact"/>
             </w:pPr>
             <w:r>
               <w:t xml:space="preserve">QMR에게 보고, 경영검토 입력 자료로 활용</w:t>
@@ -6509,7 +6486,7 @@
         </w:trPr>
         <w:tc>
           <w:tcPr>
-            <w:tcW w:w="2460" w:type="dxa"/>
+            <w:tcW w:w="3000" w:type="dxa"/>
             <w:tcMar>
               <w:top w:w="60" w:type="dxa"/>
               <w:left w:w="120" w:type="dxa"/>
@@ -6530,7 +6507,7 @@
         </w:tc>
         <w:tc>
           <w:tcPr>
-            <w:tcW w:w="6328" w:type="dxa"/>
+            <w:tcW w:w="5788" w:type="dxa"/>
             <w:tcMar>
               <w:top w:w="60" w:type="dxa"/>
               <w:left w:w="120" w:type="dxa"/>
@@ -6552,9 +6529,7 @@
       </w:tr>
       <w:tr>
         <w:tc>
-          <w:tcPr>
-            <w:tcW w:w="2460" w:type="dxa"/>
-          </w:tcPr>
+          <w:tcPr/>
           <w:p>
             <w:pPr>
               <w:pStyle w:val="Compact"/>
@@ -6566,7 +6541,7 @@
         </w:tc>
         <w:tc>
           <w:tcPr>
-            <w:tcW w:w="6328" w:type="dxa"/>
+            <w:tcW w:w="5788" w:type="dxa"/>
             <w:tcMar>
               <w:top w:w="60" w:type="dxa"/>
               <w:left w:w="120" w:type="dxa"/>
@@ -6587,10 +6562,18 @@
       </w:tr>
       <w:tr>
         <w:tc>
-          <w:tcPr/>
-          <w:p>
-            <w:pPr>
-              <w:pStyle w:val="Compact"/>
+          <w:tcPr>
+            <w:tcMar>
+              <w:top w:w="60" w:type="dxa"/>
+              <w:left w:w="120" w:type="dxa"/>
+              <w:bottom w:w="60" w:type="dxa"/>
+              <w:right w:w="120" w:type="dxa"/>
+            </w:tcMar>
+          </w:tcPr>
+          <w:p>
+            <w:pPr>
+              <w:pStyle w:val="Compact"/>
+              <w:wordWrap w:val="1"/>
             </w:pPr>
             <w:r>
               <w:t xml:space="preserve">동일 유형 클레임 반복 (3회 이상)</w:t>
@@ -6599,17 +6582,11 @@
         </w:tc>
         <w:tc>
           <w:tcPr>
-            <w:tcMar>
-              <w:top w:w="60" w:type="dxa"/>
-              <w:left w:w="120" w:type="dxa"/>
-              <w:bottom w:w="60" w:type="dxa"/>
-              <w:right w:w="120" w:type="dxa"/>
-            </w:tcMar>
-          </w:tcPr>
-          <w:p>
-            <w:pPr>
-              <w:pStyle w:val="Compact"/>
-              <w:wordWrap w:val="1"/>
+            <w:tcW w:w="5788" w:type="dxa"/>
+          </w:tcPr>
+          <w:p>
+            <w:pPr>
+              <w:pStyle w:val="Compact"/>
             </w:pPr>
             <w:r>
               <w:t xml:space="preserve">근본 원인 재분석, 시정조치 유효성 재검토</w:t>
@@ -6630,9 +6607,7 @@
           </w:p>
         </w:tc>
         <w:tc>
-          <w:tcPr>
-            <w:tcW w:w="6328" w:type="dxa"/>
-          </w:tcPr>
+          <w:tcPr/>
           <w:p>
             <w:pPr>
               <w:pStyle w:val="Compact"/>
@@ -6646,18 +6621,11 @@
       <w:tr>
         <w:tc>
           <w:tcPr>
-            <w:tcW w:w="2460" w:type="dxa"/>
-            <w:tcMar>
-              <w:top w:w="60" w:type="dxa"/>
-              <w:left w:w="120" w:type="dxa"/>
-              <w:bottom w:w="60" w:type="dxa"/>
-              <w:right w:w="120" w:type="dxa"/>
-            </w:tcMar>
-          </w:tcPr>
-          <w:p>
-            <w:pPr>
-              <w:pStyle w:val="Compact"/>
-              <w:wordWrap w:val="1"/>
+            <w:tcW w:w="3000" w:type="dxa"/>
+          </w:tcPr>
+          <w:p>
+            <w:pPr>
+              <w:pStyle w:val="Compact"/>
             </w:pPr>
             <w:r>
               <w:t xml:space="preserve">고객 스코어카드 Conditional 이하</w:t>
@@ -6666,6 +6634,7 @@
         </w:tc>
         <w:tc>
           <w:tcPr>
+            <w:tcW w:w="5788" w:type="dxa"/>
             <w:tcMar>
               <w:top w:w="60" w:type="dxa"/>
               <w:left w:w="120" w:type="dxa"/>
@@ -6719,7 +6688,7 @@
         </w:trPr>
         <w:tc>
           <w:tcPr>
-            <w:tcW w:w="2460" w:type="dxa"/>
+            <w:tcW w:w="3000" w:type="dxa"/>
             <w:tcMar>
               <w:top w:w="60" w:type="dxa"/>
               <w:left w:w="120" w:type="dxa"/>
@@ -6740,7 +6709,7 @@
         </w:tc>
         <w:tc>
           <w:tcPr>
-            <w:tcW w:w="6328" w:type="dxa"/>
+            <w:tcW w:w="5788" w:type="dxa"/>
             <w:tcMar>
               <w:top w:w="60" w:type="dxa"/>
               <w:left w:w="120" w:type="dxa"/>
@@ -6762,9 +6731,7 @@
       </w:tr>
       <w:tr>
         <w:tc>
-          <w:tcPr>
-            <w:tcW w:w="2460" w:type="dxa"/>
-          </w:tcPr>
+          <w:tcPr/>
           <w:p>
             <w:pPr>
               <w:pStyle w:val="Compact"/>
@@ -6776,7 +6743,7 @@
         </w:tc>
         <w:tc>
           <w:tcPr>
-            <w:tcW w:w="6328" w:type="dxa"/>
+            <w:tcW w:w="5788" w:type="dxa"/>
             <w:tcMar>
               <w:top w:w="60" w:type="dxa"/>
               <w:left w:w="120" w:type="dxa"/>
@@ -6797,9 +6764,7 @@
       </w:tr>
       <w:tr>
         <w:tc>
-          <w:tcPr>
-            <w:tcW w:w="2460" w:type="dxa"/>
-          </w:tcPr>
+          <w:tcPr/>
           <w:p>
             <w:pPr>
               <w:pStyle w:val="Compact"/>
@@ -6811,7 +6776,7 @@
         </w:tc>
         <w:tc>
           <w:tcPr>
-            <w:tcW w:w="6328" w:type="dxa"/>
+            <w:tcW w:w="5788" w:type="dxa"/>
             <w:tcMar>
               <w:top w:w="60" w:type="dxa"/>
               <w:left w:w="120" w:type="dxa"/>
@@ -6832,9 +6797,7 @@
       </w:tr>
       <w:tr>
         <w:tc>
-          <w:tcPr>
-            <w:tcW w:w="2460" w:type="dxa"/>
-          </w:tcPr>
+          <w:tcPr/>
           <w:p>
             <w:pPr>
               <w:pStyle w:val="Compact"/>
@@ -6845,19 +6808,10 @@
           </w:p>
         </w:tc>
         <w:tc>
-          <w:tcPr>
-            <w:tcW w:w="6328" w:type="dxa"/>
-            <w:tcMar>
-              <w:top w:w="60" w:type="dxa"/>
-              <w:left w:w="120" w:type="dxa"/>
-              <w:bottom w:w="60" w:type="dxa"/>
-              <w:right w:w="120" w:type="dxa"/>
-            </w:tcMar>
-          </w:tcPr>
-          <w:p>
-            <w:pPr>
-              <w:pStyle w:val="Compact"/>
-              <w:wordWrap w:val="1"/>
+          <w:tcPr/>
+          <w:p>
+            <w:pPr>
+              <w:pStyle w:val="Compact"/>
             </w:pPr>
             <w:r>
               <w:t xml:space="preserve">개선 과제로 등록 및 실행</w:t>
@@ -6867,18 +6821,10 @@
       </w:tr>
       <w:tr>
         <w:tc>
-          <w:tcPr>
-            <w:tcMar>
-              <w:top w:w="60" w:type="dxa"/>
-              <w:left w:w="120" w:type="dxa"/>
-              <w:bottom w:w="60" w:type="dxa"/>
-              <w:right w:w="120" w:type="dxa"/>
-            </w:tcMar>
-          </w:tcPr>
-          <w:p>
-            <w:pPr>
-              <w:pStyle w:val="Compact"/>
-              <w:wordWrap w:val="1"/>
+          <w:tcPr/>
+          <w:p>
+            <w:pPr>
+              <w:pStyle w:val="Compact"/>
             </w:pPr>
             <w:r>
               <w:t xml:space="preserve">업계 벤치마킹 대비 열위</w:t>
@@ -6887,6 +6833,7 @@
         </w:tc>
         <w:tc>
           <w:tcPr>
+            <w:tcW w:w="5788" w:type="dxa"/>
             <w:tcMar>
               <w:top w:w="60" w:type="dxa"/>
               <w:left w:w="120" w:type="dxa"/>
@@ -7800,7 +7747,6 @@
               <w:bottom w:w="60" w:type="dxa"/>
               <w:right w:w="120" w:type="dxa"/>
             </w:tcMar>
-            <w:shd w:val="clear" w:color="auto" w:fill="DEEAF1"/>
           </w:tcPr>
           <w:p>
             <w:pPr>
@@ -7820,7 +7766,6 @@
               <w:bottom w:w="60" w:type="dxa"/>
               <w:right w:w="120" w:type="dxa"/>
             </w:tcMar>
-            <w:shd w:val="clear" w:color="auto" w:fill="DEEAF1"/>
           </w:tcPr>
           <w:p>
             <w:pPr>
@@ -7840,7 +7785,6 @@
               <w:bottom w:w="60" w:type="dxa"/>
               <w:right w:w="120" w:type="dxa"/>
             </w:tcMar>
-            <w:shd w:val="clear" w:color="auto" w:fill="DEEAF1"/>
           </w:tcPr>
           <w:p>
             <w:pPr>
@@ -8114,7 +8058,7 @@
         </w:trPr>
         <w:tc>
           <w:tcPr>
-            <w:tcW w:w="2460" w:type="dxa"/>
+            <w:tcW w:w="1786" w:type="dxa"/>
             <w:tcMar>
               <w:top w:w="60" w:type="dxa"/>
               <w:left w:w="120" w:type="dxa"/>
@@ -8135,7 +8079,7 @@
         </w:tc>
         <w:tc>
           <w:tcPr>
-            <w:tcW w:w="6328" w:type="dxa"/>
+            <w:tcW w:w="7002" w:type="dxa"/>
             <w:tcMar>
               <w:top w:w="60" w:type="dxa"/>
               <w:left w:w="120" w:type="dxa"/>
@@ -8157,9 +8101,7 @@
       </w:tr>
       <w:tr>
         <w:tc>
-          <w:tcPr>
-            <w:tcW w:w="2460" w:type="dxa"/>
-          </w:tcPr>
+          <w:tcPr/>
           <w:p>
             <w:pPr>
               <w:pStyle w:val="Compact"/>
@@ -8171,7 +8113,7 @@
         </w:tc>
         <w:tc>
           <w:tcPr>
-            <w:tcW w:w="6328" w:type="dxa"/>
+            <w:tcW w:w="7002" w:type="dxa"/>
             <w:tcMar>
               <w:top w:w="60" w:type="dxa"/>
               <w:left w:w="120" w:type="dxa"/>
@@ -8204,6 +8146,7 @@
         </w:tc>
         <w:tc>
           <w:tcPr>
+            <w:tcW w:w="7002" w:type="dxa"/>
             <w:tcMar>
               <w:top w:w="60" w:type="dxa"/>
               <w:left w:w="120" w:type="dxa"/>
@@ -8235,9 +8178,7 @@
           </w:p>
         </w:tc>
         <w:tc>
-          <w:tcPr>
-            <w:tcW w:w="6328" w:type="dxa"/>
-          </w:tcPr>
+          <w:tcPr/>
           <w:p>
             <w:pPr>
               <w:pStyle w:val="Compact"/>
@@ -8250,19 +8191,10 @@
       </w:tr>
       <w:tr>
         <w:tc>
-          <w:tcPr>
-            <w:tcW w:w="2460" w:type="dxa"/>
-            <w:tcMar>
-              <w:top w:w="60" w:type="dxa"/>
-              <w:left w:w="120" w:type="dxa"/>
-              <w:bottom w:w="60" w:type="dxa"/>
-              <w:right w:w="120" w:type="dxa"/>
-            </w:tcMar>
-          </w:tcPr>
-          <w:p>
-            <w:pPr>
-              <w:pStyle w:val="Compact"/>
-              <w:wordWrap w:val="1"/>
+          <w:tcPr/>
+          <w:p>
+            <w:pPr>
+              <w:pStyle w:val="Compact"/>
             </w:pPr>
             <w:r>
               <w:t xml:space="preserve">QF-902-04</w:t>
@@ -8270,10 +8202,19 @@
           </w:p>
         </w:tc>
         <w:tc>
-          <w:tcPr/>
-          <w:p>
-            <w:pPr>
-              <w:pStyle w:val="Compact"/>
+          <w:tcPr>
+            <w:tcW w:w="7002" w:type="dxa"/>
+            <w:tcMar>
+              <w:top w:w="60" w:type="dxa"/>
+              <w:left w:w="120" w:type="dxa"/>
+              <w:bottom w:w="60" w:type="dxa"/>
+              <w:right w:w="120" w:type="dxa"/>
+            </w:tcMar>
+          </w:tcPr>
+          <w:p>
+            <w:pPr>
+              <w:pStyle w:val="Compact"/>
+              <w:wordWrap w:val="1"/>
             </w:pPr>
             <w:r>
               <w:t xml:space="preserve">월간/분기 고객만족 보고서</w:t>
@@ -8331,18 +8272,10 @@
       </w:tr>
       <w:tr>
         <w:tc>
-          <w:tcPr>
-            <w:tcMar>
-              <w:top w:w="60" w:type="dxa"/>
-              <w:left w:w="120" w:type="dxa"/>
-              <w:bottom w:w="60" w:type="dxa"/>
-              <w:right w:w="120" w:type="dxa"/>
-            </w:tcMar>
-          </w:tcPr>
-          <w:p>
-            <w:pPr>
-              <w:pStyle w:val="Compact"/>
-              <w:wordWrap w:val="1"/>
+          <w:tcPr/>
+          <w:p>
+            <w:pPr>
+              <w:pStyle w:val="Compact"/>
             </w:pPr>
             <w:r>
               <w:t xml:space="preserve">QF-902-07</w:t>
@@ -8350,18 +8283,10 @@
           </w:p>
         </w:tc>
         <w:tc>
-          <w:tcPr>
-            <w:tcMar>
-              <w:top w:w="60" w:type="dxa"/>
-              <w:left w:w="120" w:type="dxa"/>
-              <w:bottom w:w="60" w:type="dxa"/>
-              <w:right w:w="120" w:type="dxa"/>
-            </w:tcMar>
-          </w:tcPr>
-          <w:p>
-            <w:pPr>
-              <w:pStyle w:val="Compact"/>
-              <w:wordWrap w:val="1"/>
+          <w:tcPr/>
+          <w:p>
+            <w:pPr>
+              <w:pStyle w:val="Compact"/>
             </w:pPr>
             <w:r>
               <w:t xml:space="preserve">고객만족 개선 계획서 (Improvement Plan)</w:t>
@@ -8886,8 +8811,8 @@
     <w:rPrDefault>
       <w:rPr>
         <w:rFonts w:asciiTheme="minorHAnsi" w:cstheme="minorBidi" w:eastAsiaTheme="minorEastAsia" w:hAnsiTheme="minorHAnsi"/>
-        <w:sz w:val="24"/>
-        <w:szCs w:val="24"/>
+        <w:sz w:val="20"/>
+        <w:szCs w:val="20"/>
         <w:lang w:bidi="ar-SA" w:eastAsia="zh-CN" w:val="en-US"/>
       </w:rPr>
     </w:rPrDefault>
@@ -8955,8 +8880,8 @@
     </w:pPr>
     <w:rPr>
       <w:rFonts w:asciiTheme="majorHAnsi" w:cstheme="majorBidi" w:eastAsiaTheme="majorEastAsia" w:hAnsiTheme="majorHAnsi"/>
-      <w:sz w:val="56"/>
-      <w:szCs w:val="56"/>
+      <w:sz w:val="44"/>
+      <w:szCs w:val="44"/>
     </w:rPr>
   </w:style>
   <w:style w:customStyle="1" w:styleId="TitleChar" w:type="character">
@@ -8967,8 +8892,8 @@
     <w:rsid w:val="00A10FD9"/>
     <w:rPr>
       <w:rFonts w:asciiTheme="majorHAnsi" w:cstheme="majorBidi" w:eastAsiaTheme="majorEastAsia" w:hAnsiTheme="majorHAnsi"/>
-      <w:sz w:val="56"/>
-      <w:szCs w:val="56"/>
+      <w:sz w:val="44"/>
+      <w:szCs w:val="44"/>
     </w:rPr>
   </w:style>
   <w:style w:styleId="Subtitle" w:type="paragraph">
@@ -9090,8 +9015,8 @@
     <w:rPr>
       <w:rFonts w:asciiTheme="majorHAnsi" w:cstheme="majorBidi" w:eastAsiaTheme="majorEastAsia" w:hAnsiTheme="majorHAnsi"/>
       <w:color w:themeColor="accent1" w:themeShade="BF" w:val="0F4761"/>
-      <w:sz w:val="40"/>
-      <w:szCs w:val="40"/>
+      <w:sz w:val="32"/>
+      <w:szCs w:val="32"/>
     </w:rPr>
   </w:style>
   <w:style w:styleId="Heading2" w:type="paragraph">
@@ -9281,8 +9206,8 @@
     <w:rPr>
       <w:rFonts w:asciiTheme="majorHAnsi" w:cstheme="majorBidi" w:eastAsiaTheme="majorEastAsia" w:hAnsiTheme="majorHAnsi"/>
       <w:color w:themeColor="accent1" w:themeShade="BF" w:val="0F4761"/>
-      <w:sz w:val="40"/>
-      <w:szCs w:val="40"/>
+      <w:sz w:val="32"/>
+      <w:szCs w:val="32"/>
     </w:rPr>
   </w:style>
   <w:style w:customStyle="1" w:styleId="Heading2Char" w:type="character">
